--- a/notebooks/2005_Birth/01_missing_values_analysis.docx
+++ b/notebooks/2005_Birth/01_missing_values_analysis.docx
@@ -13,7 +13,7 @@
     </w:p>
     <w:p>
       <w:r>
-        <w:t>Generated: 2026-04-20 09:08</w:t>
+        <w:t>Generated: 2026-04-24 05:41</w:t>
       </w:r>
     </w:p>
     <w:p>
@@ -1668,7 +1668,7 @@
       <w:jc w:val="center"/>
     </w:pPr>
     <w:r>
-      <w:t xml:space="preserve">Missing Values Analysis | Generated: 2026-04-20 | Page </w:t>
+      <w:t xml:space="preserve">Missing Values Analysis | Generated: 2026-04-24 | Page </w:t>
     </w:r>
     <w:r>
       <w:fldChar w:fldCharType="begin"/>

--- a/notebooks/2005_Birth/01_missing_values_analysis.docx
+++ b/notebooks/2005_Birth/01_missing_values_analysis.docx
@@ -13,12 +13,12 @@
     </w:p>
     <w:p>
       <w:r>
-        <w:t>Generated: 2026-04-24 05:41</w:t>
+        <w:t>Generated: 2026-04-30 18:48</w:t>
       </w:r>
     </w:p>
     <w:p>
       <w:r>
-        <w:t>Dataset: 370,731 rows × 13 columns</w:t>
+        <w:t>Dataset: 370,725 rows × 14 columns</w:t>
       </w:r>
     </w:p>
     <w:p/>
@@ -38,11 +38,11 @@
         <w:br/>
         <w:t>• Total missing values: 103 (0.0% of all data)</w:t>
         <w:br/>
-        <w:t>• Columns with missing data: 2 out of 13 columns</w:t>
+        <w:t>• Columns with missing data: 2 out of 14 columns</w:t>
         <w:br/>
         <w:t>• Columns with &gt;20% missing data: 0</w:t>
         <w:br/>
-        <w:t>• Best completed columns: ['Registered_District', 'Registered_Month', 'Registered_Year']</w:t>
+        <w:t>• Best completed columns: ['Registered_District', 'Birh_Year 2.0', 'Registered_Year']</w:t>
       </w:r>
     </w:p>
     <w:p>
@@ -118,7 +118,7 @@
               <w:jc w:val="right"/>
             </w:pPr>
             <w:r>
-              <w:t>370731.0</w:t>
+              <w:t>370725.0</w:t>
             </w:r>
           </w:p>
         </w:tc>
@@ -143,7 +143,7 @@
               <w:jc w:val="right"/>
             </w:pPr>
             <w:r>
-              <w:t>13.0</w:t>
+              <w:t>14.0</w:t>
             </w:r>
           </w:p>
         </w:tc>
@@ -436,7 +436,7 @@
               <w:jc w:val="right"/>
             </w:pPr>
             <w:r>
-              <w:t>370,652</w:t>
+              <w:t>370,646</w:t>
             </w:r>
           </w:p>
         </w:tc>
@@ -523,7 +523,7 @@
               <w:jc w:val="right"/>
             </w:pPr>
             <w:r>
-              <w:t>370,707</w:t>
+              <w:t>370,701</w:t>
             </w:r>
           </w:p>
         </w:tc>
@@ -610,7 +610,181 @@
               <w:jc w:val="right"/>
             </w:pPr>
             <w:r>
-              <w:t>370,731</w:t>
+              <w:t>370,725</w:t>
+            </w:r>
+          </w:p>
+        </w:tc>
+        <w:tc>
+          <w:tcPr>
+            <w:tcW w:type="dxa" w:w="1234"/>
+          </w:tcPr>
+          <w:p>
+            <w:pPr>
+              <w:jc w:val="right"/>
+            </w:pPr>
+            <w:r>
+              <w:t>100.0%</w:t>
+            </w:r>
+          </w:p>
+        </w:tc>
+      </w:tr>
+      <w:tr>
+        <w:tc>
+          <w:tcPr>
+            <w:tcW w:type="dxa" w:w="1234"/>
+          </w:tcPr>
+          <w:p>
+            <w:r>
+              <w:t>Birh_Year 2.0</w:t>
+            </w:r>
+          </w:p>
+        </w:tc>
+        <w:tc>
+          <w:tcPr>
+            <w:tcW w:type="dxa" w:w="1234"/>
+          </w:tcPr>
+          <w:p>
+            <w:pPr>
+              <w:jc w:val="right"/>
+            </w:pPr>
+            <w:r>
+              <w:t>0</w:t>
+            </w:r>
+          </w:p>
+        </w:tc>
+        <w:tc>
+          <w:tcPr>
+            <w:tcW w:type="dxa" w:w="1234"/>
+          </w:tcPr>
+          <w:p>
+            <w:pPr>
+              <w:jc w:val="right"/>
+            </w:pPr>
+            <w:r>
+              <w:t>0.0%</w:t>
+            </w:r>
+          </w:p>
+        </w:tc>
+        <w:tc>
+          <w:tcPr>
+            <w:tcW w:type="dxa" w:w="1234"/>
+          </w:tcPr>
+          <w:p>
+            <w:r>
+              <w:t>int64</w:t>
+            </w:r>
+          </w:p>
+        </w:tc>
+        <w:tc>
+          <w:tcPr>
+            <w:tcW w:type="dxa" w:w="1234"/>
+          </w:tcPr>
+          <w:p>
+            <w:pPr>
+              <w:jc w:val="right"/>
+            </w:pPr>
+            <w:r>
+              <w:t>64</w:t>
+            </w:r>
+          </w:p>
+        </w:tc>
+        <w:tc>
+          <w:tcPr>
+            <w:tcW w:type="dxa" w:w="1234"/>
+          </w:tcPr>
+          <w:p>
+            <w:pPr>
+              <w:jc w:val="right"/>
+            </w:pPr>
+            <w:r>
+              <w:t>370,725</w:t>
+            </w:r>
+          </w:p>
+        </w:tc>
+        <w:tc>
+          <w:tcPr>
+            <w:tcW w:type="dxa" w:w="1234"/>
+          </w:tcPr>
+          <w:p>
+            <w:pPr>
+              <w:jc w:val="right"/>
+            </w:pPr>
+            <w:r>
+              <w:t>100.0%</w:t>
+            </w:r>
+          </w:p>
+        </w:tc>
+      </w:tr>
+      <w:tr>
+        <w:tc>
+          <w:tcPr>
+            <w:tcW w:type="dxa" w:w="1234"/>
+          </w:tcPr>
+          <w:p>
+            <w:r>
+              <w:t>Registered_Year</w:t>
+            </w:r>
+          </w:p>
+        </w:tc>
+        <w:tc>
+          <w:tcPr>
+            <w:tcW w:type="dxa" w:w="1234"/>
+          </w:tcPr>
+          <w:p>
+            <w:pPr>
+              <w:jc w:val="right"/>
+            </w:pPr>
+            <w:r>
+              <w:t>0</w:t>
+            </w:r>
+          </w:p>
+        </w:tc>
+        <w:tc>
+          <w:tcPr>
+            <w:tcW w:type="dxa" w:w="1234"/>
+          </w:tcPr>
+          <w:p>
+            <w:pPr>
+              <w:jc w:val="right"/>
+            </w:pPr>
+            <w:r>
+              <w:t>0.0%</w:t>
+            </w:r>
+          </w:p>
+        </w:tc>
+        <w:tc>
+          <w:tcPr>
+            <w:tcW w:type="dxa" w:w="1234"/>
+          </w:tcPr>
+          <w:p>
+            <w:r>
+              <w:t>int64</w:t>
+            </w:r>
+          </w:p>
+        </w:tc>
+        <w:tc>
+          <w:tcPr>
+            <w:tcW w:type="dxa" w:w="1234"/>
+          </w:tcPr>
+          <w:p>
+            <w:pPr>
+              <w:jc w:val="right"/>
+            </w:pPr>
+            <w:r>
+              <w:t>1</w:t>
+            </w:r>
+          </w:p>
+        </w:tc>
+        <w:tc>
+          <w:tcPr>
+            <w:tcW w:type="dxa" w:w="1234"/>
+          </w:tcPr>
+          <w:p>
+            <w:pPr>
+              <w:jc w:val="right"/>
+            </w:pPr>
+            <w:r>
+              <w:t>370,725</w:t>
             </w:r>
           </w:p>
         </w:tc>
@@ -697,94 +871,7 @@
               <w:jc w:val="right"/>
             </w:pPr>
             <w:r>
-              <w:t>370,731</w:t>
-            </w:r>
-          </w:p>
-        </w:tc>
-        <w:tc>
-          <w:tcPr>
-            <w:tcW w:type="dxa" w:w="1234"/>
-          </w:tcPr>
-          <w:p>
-            <w:pPr>
-              <w:jc w:val="right"/>
-            </w:pPr>
-            <w:r>
-              <w:t>100.0%</w:t>
-            </w:r>
-          </w:p>
-        </w:tc>
-      </w:tr>
-      <w:tr>
-        <w:tc>
-          <w:tcPr>
-            <w:tcW w:type="dxa" w:w="1234"/>
-          </w:tcPr>
-          <w:p>
-            <w:r>
-              <w:t>Registered_Year</w:t>
-            </w:r>
-          </w:p>
-        </w:tc>
-        <w:tc>
-          <w:tcPr>
-            <w:tcW w:type="dxa" w:w="1234"/>
-          </w:tcPr>
-          <w:p>
-            <w:pPr>
-              <w:jc w:val="right"/>
-            </w:pPr>
-            <w:r>
-              <w:t>0</w:t>
-            </w:r>
-          </w:p>
-        </w:tc>
-        <w:tc>
-          <w:tcPr>
-            <w:tcW w:type="dxa" w:w="1234"/>
-          </w:tcPr>
-          <w:p>
-            <w:pPr>
-              <w:jc w:val="right"/>
-            </w:pPr>
-            <w:r>
-              <w:t>0.0%</w:t>
-            </w:r>
-          </w:p>
-        </w:tc>
-        <w:tc>
-          <w:tcPr>
-            <w:tcW w:type="dxa" w:w="1234"/>
-          </w:tcPr>
-          <w:p>
-            <w:r>
-              <w:t>int64</w:t>
-            </w:r>
-          </w:p>
-        </w:tc>
-        <w:tc>
-          <w:tcPr>
-            <w:tcW w:type="dxa" w:w="1234"/>
-          </w:tcPr>
-          <w:p>
-            <w:pPr>
-              <w:jc w:val="right"/>
-            </w:pPr>
-            <w:r>
-              <w:t>1</w:t>
-            </w:r>
-          </w:p>
-        </w:tc>
-        <w:tc>
-          <w:tcPr>
-            <w:tcW w:type="dxa" w:w="1234"/>
-          </w:tcPr>
-          <w:p>
-            <w:pPr>
-              <w:jc w:val="right"/>
-            </w:pPr>
-            <w:r>
-              <w:t>370,731</w:t>
+              <w:t>370,725</w:t>
             </w:r>
           </w:p>
         </w:tc>
@@ -871,7 +958,7 @@
               <w:jc w:val="right"/>
             </w:pPr>
             <w:r>
-              <w:t>370,731</w:t>
+              <w:t>370,725</w:t>
             </w:r>
           </w:p>
         </w:tc>
@@ -958,7 +1045,7 @@
               <w:jc w:val="right"/>
             </w:pPr>
             <w:r>
-              <w:t>370,731</w:t>
+              <w:t>370,725</w:t>
             </w:r>
           </w:p>
         </w:tc>
@@ -1045,7 +1132,7 @@
               <w:jc w:val="right"/>
             </w:pPr>
             <w:r>
-              <w:t>370,731</w:t>
+              <w:t>370,725</w:t>
             </w:r>
           </w:p>
         </w:tc>
@@ -1132,7 +1219,7 @@
               <w:jc w:val="right"/>
             </w:pPr>
             <w:r>
-              <w:t>370,731</w:t>
+              <w:t>370,725</w:t>
             </w:r>
           </w:p>
         </w:tc>
@@ -1219,7 +1306,7 @@
               <w:jc w:val="right"/>
             </w:pPr>
             <w:r>
-              <w:t>370,731</w:t>
+              <w:t>370,725</w:t>
             </w:r>
           </w:p>
         </w:tc>
@@ -1306,7 +1393,7 @@
               <w:jc w:val="right"/>
             </w:pPr>
             <w:r>
-              <w:t>370,731</w:t>
+              <w:t>370,725</w:t>
             </w:r>
           </w:p>
         </w:tc>
@@ -1393,7 +1480,7 @@
               <w:jc w:val="right"/>
             </w:pPr>
             <w:r>
-              <w:t>370,731</w:t>
+              <w:t>370,725</w:t>
             </w:r>
           </w:p>
         </w:tc>
@@ -1467,7 +1554,7 @@
               <w:jc w:val="right"/>
             </w:pPr>
             <w:r>
-              <w:t>26</w:t>
+              <w:t>25</w:t>
             </w:r>
           </w:p>
         </w:tc>
@@ -1480,7 +1567,7 @@
               <w:jc w:val="right"/>
             </w:pPr>
             <w:r>
-              <w:t>370,731</w:t>
+              <w:t>370,725</w:t>
             </w:r>
           </w:p>
         </w:tc>
@@ -1511,7 +1598,7 @@
       <w:r>
         <w:drawing>
           <wp:inline xmlns:a="http://schemas.openxmlformats.org/drawingml/2006/main" xmlns:pic="http://schemas.openxmlformats.org/drawingml/2006/picture">
-            <wp:extent cx="5943600" cy="3373543"/>
+            <wp:extent cx="5943600" cy="3540478"/>
             <wp:docPr id="1" name="Picture 1"/>
             <wp:cNvGraphicFramePr>
               <a:graphicFrameLocks noChangeAspect="1"/>
@@ -1532,7 +1619,7 @@
                   <pic:spPr>
                     <a:xfrm>
                       <a:off x="0" y="0"/>
-                      <a:ext cx="5943600" cy="3373543"/>
+                      <a:ext cx="5943600" cy="3540478"/>
                     </a:xfrm>
                     <a:prstGeom prst="rect"/>
                   </pic:spPr>
@@ -1668,7 +1755,7 @@
       <w:jc w:val="center"/>
     </w:pPr>
     <w:r>
-      <w:t xml:space="preserve">Missing Values Analysis | Generated: 2026-04-24 | Page </w:t>
+      <w:t xml:space="preserve">Missing Values Analysis | Generated: 2026-04-30 | Page </w:t>
     </w:r>
     <w:r>
       <w:fldChar w:fldCharType="begin"/>
